--- a/templates/otchet_agenta_template v2.docx
+++ b/templates/otchet_agenta_template v2.docx
@@ -91,61 +91,7 @@
         <w:rPr>
           <w:lang w:val="ru-RU"/>
         </w:rPr>
-        <w:t>{{КОМПАНИЯ}}</w:t>
-      </w:r>
-      <w:r>
-        <w:rPr>
-          <w:lang w:val="ru-RU"/>
-        </w:rPr>
-        <w:t xml:space="preserve"> (ИНН: </w:t>
-      </w:r>
-      <w:r>
-        <w:rPr>
-          <w:lang w:val="ru-RU"/>
-        </w:rPr>
-        <w:t>{{КОМПАНИЯ_ИНН}}</w:t>
-      </w:r>
-      <w:r>
-        <w:rPr>
-          <w:lang w:val="ru-RU"/>
-        </w:rPr>
-        <w:t xml:space="preserve">, ОКПО: </w:t>
-      </w:r>
-      <w:r>
-        <w:rPr>
-          <w:lang w:val="ru-RU"/>
-        </w:rPr>
-        <w:t>{{КОМПАНИЯ_ОКПО}}</w:t>
-      </w:r>
-      <w:r>
-        <w:rPr>
-          <w:lang w:val="ru-RU"/>
-        </w:rPr>
-        <w:t xml:space="preserve">), именуемое в дальнейшем «Агент», в лице </w:t>
-      </w:r>
-      <w:r>
-        <w:rPr>
-          <w:lang w:val="ru-RU"/>
-        </w:rPr>
-        <w:t>{{ДИРЕКТОР_ДОЛЖНОСТЬ_РОДИТ}}</w:t>
-      </w:r>
-      <w:r>
-        <w:rPr>
-          <w:lang w:val="ru-RU"/>
-        </w:rPr>
-        <w:t xml:space="preserve"> </w:t>
-      </w:r>
-      <w:r>
-        <w:rPr>
-          <w:lang w:val="ru-RU"/>
-        </w:rPr>
-        <w:t>{{ДИРЕКТОР_РОДИТ}}</w:t>
-      </w:r>
-      <w:r>
-        <w:rPr>
-          <w:lang w:val="ru-RU"/>
-        </w:rPr>
-        <w:t>, действующего на основании Устава, в соответствии с п. 2.5 Агентского договора № {{НОМЕР_ДОГОВОРА}} от «{{ДЕНЬ_ДОГОВОРА}}» {{МЕСЯЦ_ДОГОВОРА}} {{ГОД_ДОГОВОРА}} г. (далее — «Договор») представляет настоящий Отчёт Принципалу — гражданину(ке) Российской Федерации {{ПОКУПАТЕЛЬ_ФИО}}, {{ПОКУПАТЕЛЬ_ДАТА_РОЖДЕНИЯ}} г.р., паспорт: серия {{ПАСПОРТ_СЕРИЯ}} № {{ПАСПОРТ_НОМЕР}}, выдан {{ПАСПОРТ_ВЫДАН}} {{ПАСПОРТ_ДАТА_ВЫДАЧИ}}, код подразделения: {{ПАСПОРТ_КОД}}.</w:t>
+        <w:t>{{КОМПАНИЯ}} (ИНН: {{КОМПАНИЯ_ИНН}}, ОКПО: {{КОМПАНИЯ_ОКПО}}), именуемое в дальнейшем «Агент», в лице {{ДИРЕКТОР_ДОЛЖНОСТЬ_РОДИТ}} {{ДИРЕКТОР_РОДИТ}}, действующего на основании Устава, в соответствии с п. 2.5 Агентского договора № {{НОМЕР_ДОГОВОРА}} от «{{ДЕНЬ_ДОГОВОРА}}» {{МЕСЯЦ_ДОГОВОРА}} {{ГОД_ДОГОВОРА}} г. (далее — «Договор») представляет настоящий Отчёт Принципалу — {{ПОКУПАТЕЛЬ_ПОЛНЫЕ_ДАННЫЕ}}.</w:t>
       </w:r>
     </w:p>
     <w:p>
@@ -1099,6 +1045,7 @@
     </w:p>
     <w:sectPr>
       <w:footerReference w:type="default" r:id="rId10"/>
+      <w:headerReference w:type="default" r:id="rId13"/>
       <w:pgSz w:w="11906" w:h="16838"/>
       <w:pgMar w:top="720" w:right="720" w:bottom="720" w:left="720" w:header="720" w:footer="720" w:gutter="0"/>
       <w:cols w:space="720"/>
@@ -1264,6 +1211,16 @@
     </w:p>
   </w:footnote>
 </w:footnotes>
+</file>
+
+<file path=word/header1.xml><?xml version="1.0" encoding="utf-8"?>
+<w:hdr xmlns:m="http://schemas.openxmlformats.org/officeDocument/2006/math" xmlns:mc="http://schemas.openxmlformats.org/markup-compatibility/2006" xmlns:mo="http://schemas.microsoft.com/office/mac/office/2008/main" xmlns:mv="urn:schemas-microsoft-com:mac:vml" xmlns:o="urn:schemas-microsoft-com:office:office" xmlns:r="http://schemas.openxmlformats.org/officeDocument/2006/relationships" xmlns:v="urn:schemas-microsoft-com:vml" xmlns:w10="urn:schemas-microsoft-com:office:word" xmlns:w14="http://schemas.microsoft.com/office/word/2010/wordml" xmlns:w="http://schemas.openxmlformats.org/wordprocessingml/2006/main" xmlns:wne="http://schemas.microsoft.com/office/word/2006/wordml" xmlns:wp14="http://schemas.microsoft.com/office/word/2010/wordprocessingDrawing" xmlns:wp="http://schemas.openxmlformats.org/drawingml/2006/wordprocessingDrawing" xmlns:wpc="http://schemas.microsoft.com/office/word/2010/wordprocessingCanvas" xmlns:wpg="http://schemas.microsoft.com/office/word/2010/wordprocessingGroup" xmlns:wpi="http://schemas.microsoft.com/office/word/2010/wordprocessingInk" xmlns:wps="http://schemas.microsoft.com/office/word/2010/wordprocessingShape" mc:Ignorable="w14 wp14">
+  <w:p>
+    <w:pPr>
+      <w:pStyle w:val="Header"/>
+    </w:pPr>
+  </w:p>
+</w:hdr>
 </file>
 
 <file path=word/numbering.xml><?xml version="1.0" encoding="utf-8"?>

--- a/templates/otchet_agenta_template v2.docx
+++ b/templates/otchet_agenta_template v2.docx
@@ -53,8 +53,13 @@
               <w:spacing w:after="0"/>
             </w:pPr>
             <w:r>
-              <w:t>г. Бишкек</w:t>
+              <w:t xml:space="preserve">г. </w:t>
             </w:r>
+            <w:proofErr w:type="spellStart"/>
+            <w:r>
+              <w:t>Бишкек</w:t>
+            </w:r>
+            <w:proofErr w:type="spellEnd"/>
           </w:p>
         </w:tc>
         <w:tc>
@@ -67,7 +72,15 @@
               <w:jc w:val="right"/>
             </w:pPr>
             <w:r>
-              <w:t>«{{ДЕНЬ_ОТЧЕТА}}» {{МЕСЯЦ_ОТЧЕТА}} {{ГОД_ОТЧЕТА}} г.</w:t>
+              <w:t>«{{ДЕНЬ_ОТЧЕТА</w:t>
+            </w:r>
+            <w:proofErr w:type="gramStart"/>
+            <w:r>
+              <w:t>}}»</w:t>
+            </w:r>
+            <w:proofErr w:type="gramEnd"/>
+            <w:r>
+              <w:t xml:space="preserve"> {{МЕСЯЦ_ОТЧЕТА}} {{ГОД_ОТЧЕТА}} г.</w:t>
             </w:r>
           </w:p>
         </w:tc>
@@ -123,7 +136,7 @@
         <w:rPr>
           <w:lang w:val="ru-RU"/>
         </w:rPr>
-        <w:t>Во исполнение Поручения (Приложение № 1 к Договору) Агент от своего имени, но за счёт Принципала осуществил передачу денежных средств Принципала Получателю в счёт оплаты по договору купли-продажи транспортного средства № {{НОМЕР_ДКП}} от «{{ДЕНЬ_ДКП}}» {{МЕСЯЦ_ДКП}} {{ГОД_ДКП}} г.</w:t>
+        <w:t>Во исполнение Поручения (Приложение № 1 к Договору) Агент от своего имени, но за счёт Принципала осуществил расчёт с Получателем за счёт денежных средств Принципала в счёт оплаты по договору купли-продажи транспортного средства № {{НОМЕР_ДКП}} от «{{ДЕНЬ_ДКП}}» {{МЕСЯЦ_ДКП}} {{ГОД_ДКП}} г.</w:t>
       </w:r>
     </w:p>
     <w:p>
@@ -252,6 +265,7 @@
           <w:p>
             <w:pPr>
               <w:spacing w:after="0"/>
+              <w:jc w:val="center"/>
               <w:rPr>
                 <w:lang w:val="ru-RU"/>
               </w:rPr>
@@ -273,7 +287,7 @@
           <w:p>
             <w:pPr>
               <w:spacing w:after="0"/>
-              <w:jc w:val="right"/>
+              <w:jc w:val="center"/>
               <w:rPr>
                 <w:lang w:val="ru-RU"/>
               </w:rPr>
@@ -382,14 +396,7 @@
                 <w:sz w:val="18"/>
                 <w:lang w:val="ru-RU"/>
               </w:rPr>
-              <w:t>в том числе: денежные средства Принципала для исполнения Поручения</w:t>
-            </w:r>
-            <w:r>
-              <w:rPr>
-                <w:sz w:val="18"/>
-                <w:lang w:val="ru-RU"/>
-              </w:rPr>
-              <w:t xml:space="preserve"> </w:t>
+              <w:t xml:space="preserve">в том числе: денежные средства Принципала для исполнения Поручения </w:t>
             </w:r>
             <w:r>
               <w:rPr>
@@ -397,7 +404,7 @@
                 <w:lang w:val="ru-RU"/>
               </w:rPr>
               <w:br/>
-              <w:t>(транзитные средства, доходом Агента не являются)</w:t>
+              <w:t>(доходом Агента не являются)</w:t>
             </w:r>
           </w:p>
         </w:tc>
@@ -452,19 +459,21 @@
               <w:rPr>
                 <w:lang w:val="ru-RU"/>
               </w:rPr>
-              <w:t>в том числе: агентское вознаграждение ({{КОМИССИЯ}}%) — п. 3.1 Договора</w:t>
+              <w:t>в том числе: агентское вознаграждение ({{КОМИССИЯ</w:t>
             </w:r>
+            <w:proofErr w:type="gramStart"/>
             <w:r>
               <w:rPr>
                 <w:lang w:val="ru-RU"/>
               </w:rPr>
-              <w:t xml:space="preserve"> </w:t>
+              <w:t>}}%</w:t>
             </w:r>
+            <w:proofErr w:type="gramEnd"/>
             <w:r>
               <w:rPr>
                 <w:lang w:val="ru-RU"/>
               </w:rPr>
-              <w:t>(доход Агента)</w:t>
+              <w:t>) — п. 3.1 Договора (доход Агента)</w:t>
             </w:r>
           </w:p>
         </w:tc>
@@ -520,21 +529,7 @@
                 <w:sz w:val="18"/>
                 <w:lang w:val="ru-RU"/>
               </w:rPr>
-              <w:t>Передано Получателю наличными по курсу {{КУРС_ФАКТИЧЕСКИЙ}} руб./USD</w:t>
-            </w:r>
-            <w:r>
-              <w:rPr>
-                <w:sz w:val="18"/>
-                <w:lang w:val="ru-RU"/>
-              </w:rPr>
-              <w:t xml:space="preserve"> </w:t>
-            </w:r>
-            <w:r>
-              <w:rPr>
-                <w:sz w:val="18"/>
-                <w:lang w:val="ru-RU"/>
-              </w:rPr>
-              <w:t>(дата расчёта: {{ДАТА_РАСЧЕТА}})</w:t>
+              <w:t>Передано Получателю наличными по курсу {{КУРС_ФАКТИЧЕСКИЙ}} руб./USD (дата расчёта: {{ДАТА_РАСЧЕТА}})</w:t>
             </w:r>
           </w:p>
         </w:tc>
@@ -761,6 +756,16 @@
         <w:t>Обязательства Агента по Поручению исполнены в полном объёме. Задолженность Сторон друг перед другом отсутствует.</w:t>
       </w:r>
     </w:p>
+    <w:p>
+      <w:pPr>
+        <w:spacing w:after="0"/>
+        <w:ind w:firstLine="425"/>
+        <w:jc w:val="both"/>
+        <w:rPr>
+          <w:lang w:val="ru-RU"/>
+        </w:rPr>
+      </w:pPr>
+    </w:p>
     <w:tbl>
       <w:tblPr>
         <w:tblW w:w="5000" w:type="pct"/>
@@ -804,7 +809,7 @@
                 <w:noProof/>
               </w:rPr>
               <w:drawing>
-                <wp:anchor distT="0" distB="0" distL="114300" distR="114300" simplePos="0" relativeHeight="251659264" behindDoc="0" locked="0" layoutInCell="1" allowOverlap="1" wp14:anchorId="6CAD6D1E" wp14:editId="799483D6">
+                <wp:anchor distT="0" distB="0" distL="114300" distR="114300" simplePos="0" relativeHeight="251659264" behindDoc="0" locked="0" layoutInCell="1" allowOverlap="1" wp14:anchorId="48AB0BF8" wp14:editId="64F70CF9">
                   <wp:simplePos x="0" y="0"/>
                   <wp:positionH relativeFrom="column">
                     <wp:posOffset>-98425</wp:posOffset>
@@ -882,7 +887,7 @@
                 <w:noProof/>
               </w:rPr>
               <w:drawing>
-                <wp:anchor distT="0" distB="0" distL="114300" distR="114300" simplePos="0" relativeHeight="251663360" behindDoc="0" locked="0" layoutInCell="1" allowOverlap="1" wp14:anchorId="7FDB48F8" wp14:editId="0C55F989">
+                <wp:anchor distT="0" distB="0" distL="114300" distR="114300" simplePos="0" relativeHeight="251663360" behindDoc="0" locked="0" layoutInCell="1" allowOverlap="1" wp14:anchorId="74B98B2A" wp14:editId="0D1CBAE1">
                   <wp:simplePos x="0" y="0"/>
                   <wp:positionH relativeFrom="column">
                     <wp:posOffset>695325</wp:posOffset>
@@ -938,13 +943,7 @@
               <w:rPr>
                 <w:lang w:val="ru-RU"/>
               </w:rPr>
-              <w:t xml:space="preserve">_______________ / </w:t>
-            </w:r>
-            <w:r>
-              <w:rPr>
-                <w:lang w:val="ru-RU"/>
-              </w:rPr>
-              <w:t>{{ДИРЕКТОР_ИНИЦИАЛЫ}}</w:t>
+              <w:t>_______________ / {{ДИРЕКТОР_ИНИЦИАЛЫ}}</w:t>
             </w:r>
           </w:p>
           <w:p>
@@ -1036,16 +1035,14 @@
     </w:tbl>
     <w:p>
       <w:pPr>
-        <w:spacing w:after="0"/>
-        <w:ind w:firstLine="426"/>
         <w:rPr>
           <w:lang w:val="ru-RU"/>
         </w:rPr>
       </w:pPr>
     </w:p>
     <w:sectPr>
-      <w:footerReference w:type="default" r:id="rId10"/>
-      <w:headerReference w:type="default" r:id="rId13"/>
+      <w:headerReference w:type="default" r:id="rId10"/>
+      <w:footerReference w:type="default" r:id="rId11"/>
       <w:pgSz w:w="11906" w:h="16838"/>
       <w:pgMar w:top="720" w:right="720" w:bottom="720" w:left="720" w:header="720" w:footer="720" w:gutter="0"/>
       <w:cols w:space="720"/>
@@ -1214,12 +1211,8 @@
 </file>
 
 <file path=word/header1.xml><?xml version="1.0" encoding="utf-8"?>
-<w:hdr xmlns:m="http://schemas.openxmlformats.org/officeDocument/2006/math" xmlns:mc="http://schemas.openxmlformats.org/markup-compatibility/2006" xmlns:mo="http://schemas.microsoft.com/office/mac/office/2008/main" xmlns:mv="urn:schemas-microsoft-com:mac:vml" xmlns:o="urn:schemas-microsoft-com:office:office" xmlns:r="http://schemas.openxmlformats.org/officeDocument/2006/relationships" xmlns:v="urn:schemas-microsoft-com:vml" xmlns:w10="urn:schemas-microsoft-com:office:word" xmlns:w14="http://schemas.microsoft.com/office/word/2010/wordml" xmlns:w="http://schemas.openxmlformats.org/wordprocessingml/2006/main" xmlns:wne="http://schemas.microsoft.com/office/word/2006/wordml" xmlns:wp14="http://schemas.microsoft.com/office/word/2010/wordprocessingDrawing" xmlns:wp="http://schemas.openxmlformats.org/drawingml/2006/wordprocessingDrawing" xmlns:wpc="http://schemas.microsoft.com/office/word/2010/wordprocessingCanvas" xmlns:wpg="http://schemas.microsoft.com/office/word/2010/wordprocessingGroup" xmlns:wpi="http://schemas.microsoft.com/office/word/2010/wordprocessingInk" xmlns:wps="http://schemas.microsoft.com/office/word/2010/wordprocessingShape" mc:Ignorable="w14 wp14">
-  <w:p>
-    <w:pPr>
-      <w:pStyle w:val="Header"/>
-    </w:pPr>
-  </w:p>
+<w:hdr xmlns:wpc="http://schemas.microsoft.com/office/word/2010/wordprocessingCanvas" xmlns:cx="http://schemas.microsoft.com/office/drawing/2014/chartex" xmlns:cx1="http://schemas.microsoft.com/office/drawing/2015/9/8/chartex" xmlns:cx2="http://schemas.microsoft.com/office/drawing/2015/10/21/chartex" xmlns:cx3="http://schemas.microsoft.com/office/drawing/2016/5/9/chartex" xmlns:cx4="http://schemas.microsoft.com/office/drawing/2016/5/10/chartex" xmlns:cx5="http://schemas.microsoft.com/office/drawing/2016/5/11/chartex" xmlns:cx6="http://schemas.microsoft.com/office/drawing/2016/5/12/chartex" xmlns:cx7="http://schemas.microsoft.com/office/drawing/2016/5/13/chartex" xmlns:cx8="http://schemas.microsoft.com/office/drawing/2016/5/14/chartex" xmlns:mc="http://schemas.openxmlformats.org/markup-compatibility/2006" xmlns:aink="http://schemas.microsoft.com/office/drawing/2016/ink" xmlns:am3d="http://schemas.microsoft.com/office/drawing/2017/model3d" xmlns:o="urn:schemas-microsoft-com:office:office" xmlns:r="http://schemas.openxmlformats.org/officeDocument/2006/relationships" xmlns:m="http://schemas.openxmlformats.org/officeDocument/2006/math" xmlns:v="urn:schemas-microsoft-com:vml" xmlns:wp14="http://schemas.microsoft.com/office/word/2010/wordprocessingDrawing" xmlns:wp="http://schemas.openxmlformats.org/drawingml/2006/wordprocessingDrawing" xmlns:w10="urn:schemas-microsoft-com:office:word" xmlns:w="http://schemas.openxmlformats.org/wordprocessingml/2006/main" xmlns:w14="http://schemas.microsoft.com/office/word/2010/wordml" xmlns:w15="http://schemas.microsoft.com/office/word/2012/wordml" xmlns:w16cex="http://schemas.microsoft.com/office/word/2018/wordml/cex" xmlns:w16cid="http://schemas.microsoft.com/office/word/2016/wordml/cid" xmlns:w16="http://schemas.microsoft.com/office/word/2018/wordml" xmlns:w16sdtdh="http://schemas.microsoft.com/office/word/2020/wordml/sdtdatahash" xmlns:w16se="http://schemas.microsoft.com/office/word/2015/wordml/symex" xmlns:wpg="http://schemas.microsoft.com/office/word/2010/wordprocessingGroup" xmlns:wpi="http://schemas.microsoft.com/office/word/2010/wordprocessingInk" xmlns:wne="http://schemas.microsoft.com/office/word/2006/wordml" xmlns:wps="http://schemas.microsoft.com/office/word/2010/wordprocessingShape" mc:Ignorable="w14 w15 w16se w16cid w16 w16cex w16sdtdh wp14">
+  <w:p/>
 </w:hdr>
 </file>
 

--- a/templates/otchet_agenta_template v2.docx
+++ b/templates/otchet_agenta_template v2.docx
@@ -53,13 +53,8 @@
               <w:spacing w:after="0"/>
             </w:pPr>
             <w:r>
-              <w:t xml:space="preserve">г. </w:t>
+              <w:t>г. Бишкек</w:t>
             </w:r>
-            <w:proofErr w:type="spellStart"/>
-            <w:r>
-              <w:t>Бишкек</w:t>
-            </w:r>
-            <w:proofErr w:type="spellEnd"/>
           </w:p>
         </w:tc>
         <w:tc>
@@ -342,7 +337,12 @@
               <w:rPr>
                 <w:lang w:val="ru-RU"/>
               </w:rPr>
-              <w:br/>
+              <w:t xml:space="preserve"> </w:t>
+            </w:r>
+            <w:r>
+              <w:rPr>
+                <w:lang w:val="ru-RU"/>
+              </w:rPr>
               <w:t>(дата зачисления: {{ДАТА_ПОСТУПЛЕНИЯ}})</w:t>
             </w:r>
           </w:p>
